--- a/docs/flight_records/Oct_3_2026/assets/操作手册 V2.0.docx
+++ b/docs/flight_records/Oct_3_2026/assets/操作手册 V2.0.docx
@@ -692,32 +692,7 @@
           <w:szCs w:val="22"/>
           <w:lang w:val="en-US" w:eastAsia="zh-CN"/>
         </w:rPr>
-        <w:t>ARMED状态下以80%与50%</w:t>
-      </w:r>
-    </w:p>
-    <w:p>
-      <w:pPr>
-        <w:ind w:firstLine="420" w:firstLineChars="0"/>
-        <w:jc w:val="left"/>
-        <w:rPr>
-          <w:rFonts w:hint="eastAsia" w:ascii="Consolas" w:hAnsi="Consolas" w:eastAsia="仿宋" w:cs="Consolas"/>
-          <w:b/>
-          <w:bCs/>
-          <w:sz w:val="22"/>
-          <w:szCs w:val="22"/>
-          <w:lang w:val="en-US" w:eastAsia="zh-CN"/>
-        </w:rPr>
-      </w:pPr>
-      <w:r>
-        <w:rPr>
-          <w:rFonts w:hint="eastAsia" w:ascii="Consolas" w:hAnsi="Consolas" w:eastAsia="仿宋" w:cs="Consolas"/>
-          <w:b/>
-          <w:bCs/>
-          <w:sz w:val="22"/>
-          <w:szCs w:val="22"/>
-          <w:lang w:val="en-US" w:eastAsia="zh-CN"/>
-        </w:rPr>
-        <w:t>的接收率进行命令。其余</w:t>
+        <w:t>ARMED状态下以80%与50%的接收率进行命令。其余</w:t>
       </w:r>
       <w:r>
         <w:rPr>
@@ -1208,11 +1183,69 @@
         <w:ind w:firstLine="420" w:firstLineChars="0"/>
         <w:jc w:val="left"/>
         <w:rPr>
-          <w:rFonts w:hint="default" w:ascii="Consolas" w:hAnsi="Consolas" w:eastAsia="宋体" w:cs="Consolas"/>
+          <w:rFonts w:hint="eastAsia" w:ascii="Consolas" w:hAnsi="Consolas" w:eastAsia="宋体" w:cs="Consolas"/>
           <w:b/>
           <w:bCs/>
           <w:sz w:val="28"/>
           <w:szCs w:val="28"/>
+          <w:lang w:val="en-US" w:eastAsia="zh-CN"/>
+        </w:rPr>
+      </w:pPr>
+      <w:r>
+        <w:rPr>
+          <w:rFonts w:hint="default" w:ascii="Consolas" w:hAnsi="Consolas" w:eastAsia="宋体" w:cs="Consolas"/>
+          <w:b/>
+          <w:bCs/>
+          <w:sz w:val="28"/>
+          <w:szCs w:val="28"/>
+        </w:rPr>
+        <w:t>│</w:t>
+      </w:r>
+      <w:r>
+        <w:rPr>
+          <w:rFonts w:hint="eastAsia" w:ascii="Consolas" w:hAnsi="Consolas" w:eastAsia="宋体" w:cs="Consolas"/>
+          <w:b/>
+          <w:bCs/>
+          <w:sz w:val="28"/>
+          <w:szCs w:val="28"/>
+          <w:lang w:val="en-US" w:eastAsia="zh-CN"/>
+        </w:rPr>
+        <w:tab/>
+        <w:t xml:space="preserve"> </w:t>
+      </w:r>
+      <w:r>
+        <w:rPr>
+          <w:rFonts w:hint="default" w:ascii="Consolas" w:hAnsi="Consolas" w:eastAsia="宋体" w:cs="Consolas"/>
+          <w:b/>
+          <w:bCs/>
+          <w:sz w:val="28"/>
+          <w:szCs w:val="28"/>
+        </w:rPr>
+        <w:t>├──</w:t>
+      </w:r>
+      <w:r>
+        <w:rPr>
+          <w:rFonts w:hint="eastAsia" w:ascii="Consolas" w:hAnsi="Consolas" w:eastAsia="宋体" w:cs="Consolas"/>
+          <w:b/>
+          <w:bCs/>
+          <w:sz w:val="28"/>
+          <w:szCs w:val="28"/>
+          <w:lang w:val="en-US" w:eastAsia="zh-CN"/>
+        </w:rPr>
+        <w:t xml:space="preserve"> readall --force</w:t>
+      </w:r>
+    </w:p>
+    <w:p>
+      <w:pPr>
+        <w:ind w:firstLine="420" w:firstLineChars="0"/>
+        <w:jc w:val="left"/>
+        <w:rPr>
+          <w:rFonts w:hint="default" w:ascii="Consolas" w:hAnsi="Consolas" w:eastAsia="宋体" w:cs="Consolas"/>
+          <w:b/>
+          <w:bCs/>
+          <w:sz w:val="28"/>
+          <w:szCs w:val="28"/>
+          <w:lang w:val="en-US" w:eastAsia="zh-CN"/>
         </w:rPr>
       </w:pPr>
       <w:r>
@@ -1359,6 +1392,8 @@
           <w:lang w:val="en-US" w:eastAsia="zh-CN"/>
         </w:rPr>
       </w:pPr>
+      <w:bookmarkStart w:id="0" w:name="_GoBack"/>
+      <w:bookmarkEnd w:id="0"/>
       <w:r>
         <w:rPr>
           <w:rFonts w:hint="eastAsia" w:ascii="Consolas" w:hAnsi="Consolas" w:eastAsia="仿宋" w:cs="Consolas"/>
@@ -1743,6 +1778,29 @@
         </w:rPr>
         <w:t>通过UART1读取出所有飞行日志</w:t>
       </w:r>
+      <w:r>
+        <w:rPr>
+          <w:rFonts w:hint="eastAsia" w:ascii="Consolas" w:hAnsi="Consolas" w:eastAsia="仿宋" w:cs="Consolas"/>
+          <w:b/>
+          <w:bCs/>
+          <w:sz w:val="28"/>
+          <w:szCs w:val="28"/>
+          <w:lang w:val="en-US" w:eastAsia="zh-CN"/>
+        </w:rPr>
+        <w:t>。此命令仅能在Landed模式被执行。如果在</w:t>
+      </w:r>
+      <w:r>
+        <w:rPr>
+          <w:rFonts w:hint="eastAsia" w:ascii="Consolas" w:hAnsi="Consolas" w:eastAsia="仿宋" w:cs="Consolas"/>
+          <w:b/>
+          <w:bCs/>
+          <w:sz w:val="28"/>
+          <w:szCs w:val="28"/>
+          <w:lang w:val="en-US" w:eastAsia="zh-CN"/>
+        </w:rPr>
+        <w:tab/>
+        <w:t>STANDBY或ARMED阶段执行，飞控会读出0字节。</w:t>
+      </w:r>
     </w:p>
     <w:p>
       <w:pPr>
@@ -1809,30 +1867,52 @@
           <w:u w:val="single"/>
           <w:lang w:val="en-US" w:eastAsia="zh-CN"/>
         </w:rPr>
-        <w:t>rocket logger eraseall</w:t>
-      </w:r>
-      <w:r>
-        <w:rPr>
-          <w:rFonts w:hint="default" w:ascii="Consolas" w:hAnsi="Consolas" w:eastAsia="仿宋" w:cs="Consolas"/>
+        <w:t>rocket logger readall</w:t>
+      </w:r>
+      <w:r>
+        <w:rPr>
+          <w:rFonts w:hint="eastAsia" w:ascii="Consolas" w:hAnsi="Consolas" w:eastAsia="仿宋" w:cs="Consolas"/>
           <w:b/>
           <w:bCs/>
           <w:sz w:val="28"/>
           <w:szCs w:val="28"/>
-          <w:lang w:val="en-US" w:eastAsia="zh-CN"/>
-        </w:rPr>
-        <w:t>: 擦除全片</w:t>
+          <w:u w:val="single"/>
+          <w:lang w:val="en-US" w:eastAsia="zh-CN"/>
+        </w:rPr>
+        <w:t xml:space="preserve"> --force</w:t>
       </w:r>
       <w:r>
         <w:rPr>
           <w:rFonts w:hint="default" w:ascii="Consolas" w:hAnsi="Consolas" w:eastAsia="仿宋" w:cs="Consolas"/>
           <w:b/>
           <w:bCs/>
-          <w:color w:val="FF0000"/>
           <w:sz w:val="28"/>
           <w:szCs w:val="28"/>
           <w:lang w:val="en-US" w:eastAsia="zh-CN"/>
         </w:rPr>
-        <w:t xml:space="preserve">[危险命令] </w:t>
+        <w:t xml:space="preserve">: </w:t>
+      </w:r>
+      <w:r>
+        <w:rPr>
+          <w:rFonts w:hint="eastAsia" w:ascii="Consolas" w:hAnsi="Consolas" w:eastAsia="仿宋" w:cs="Consolas"/>
+          <w:b/>
+          <w:bCs/>
+          <w:sz w:val="28"/>
+          <w:szCs w:val="28"/>
+          <w:lang w:val="en-US" w:eastAsia="zh-CN"/>
+        </w:rPr>
+        <w:t>强制</w:t>
+      </w:r>
+      <w:r>
+        <w:rPr>
+          <w:rFonts w:hint="default" w:ascii="Consolas" w:hAnsi="Consolas" w:eastAsia="仿宋" w:cs="Consolas"/>
+          <w:b/>
+          <w:bCs/>
+          <w:sz w:val="28"/>
+          <w:szCs w:val="28"/>
+          <w:lang w:val="en-US" w:eastAsia="zh-CN"/>
+        </w:rPr>
+        <w:t>读取全片</w:t>
       </w:r>
     </w:p>
     <w:p>
@@ -1840,7 +1920,7 @@
         <w:ind w:firstLine="420" w:firstLineChars="0"/>
         <w:jc w:val="left"/>
         <w:rPr>
-          <w:rFonts w:hint="default" w:ascii="Consolas" w:hAnsi="Consolas" w:eastAsia="仿宋" w:cs="Consolas"/>
+          <w:rFonts w:hint="eastAsia" w:ascii="Consolas" w:hAnsi="Consolas" w:eastAsia="仿宋" w:cs="Consolas"/>
           <w:b/>
           <w:bCs/>
           <w:sz w:val="28"/>
@@ -1850,36 +1930,14 @@
       </w:pPr>
       <w:r>
         <w:rPr>
-          <w:rFonts w:hint="default" w:ascii="Consolas" w:hAnsi="Consolas" w:eastAsia="仿宋" w:cs="Consolas"/>
+          <w:rFonts w:hint="eastAsia" w:ascii="Consolas" w:hAnsi="Consolas" w:eastAsia="仿宋" w:cs="Consolas"/>
           <w:b/>
           <w:bCs/>
           <w:sz w:val="28"/>
           <w:szCs w:val="28"/>
           <w:lang w:val="en-US" w:eastAsia="zh-CN"/>
         </w:rPr>
-        <w:t>仅能在STANDBY状态下使用，使flash进入写入初始化状态，使用后飞控可手动</w:t>
-      </w:r>
-      <w:r>
-        <w:rPr>
-          <w:rFonts w:hint="default" w:ascii="Consolas" w:hAnsi="Consolas" w:eastAsia="仿宋" w:cs="Consolas"/>
-          <w:b/>
-          <w:bCs/>
-          <w:sz w:val="28"/>
-          <w:szCs w:val="28"/>
-          <w:lang w:val="en-US" w:eastAsia="zh-CN"/>
-        </w:rPr>
-        <w:tab/>
-      </w:r>
-      <w:r>
-        <w:rPr>
-          <w:rFonts w:hint="default" w:ascii="Consolas" w:hAnsi="Consolas" w:eastAsia="仿宋" w:cs="Consolas"/>
-          <w:b/>
-          <w:bCs/>
-          <w:sz w:val="28"/>
-          <w:szCs w:val="28"/>
-          <w:lang w:val="en-US" w:eastAsia="zh-CN"/>
-        </w:rPr>
-        <w:t>进入ARMED。</w:t>
+        <w:t>在STANDBY和ARMED阶段执行，用于读取断电前的上一次Flash内容。串口UART1。</w:t>
       </w:r>
     </w:p>
     <w:p>
@@ -1890,6 +1948,7 @@
           <w:rFonts w:hint="default" w:ascii="Consolas" w:hAnsi="Consolas" w:eastAsia="仿宋" w:cs="Consolas"/>
           <w:b/>
           <w:bCs/>
+          <w:color w:val="FF0000"/>
           <w:sz w:val="28"/>
           <w:szCs w:val="28"/>
           <w:lang w:val="en-US" w:eastAsia="zh-CN"/>
@@ -1897,14 +1956,15 @@
       </w:pPr>
       <w:r>
         <w:rPr>
-          <w:rFonts w:hint="eastAsia" w:ascii="Consolas" w:hAnsi="Consolas" w:eastAsia="仿宋" w:cs="Consolas"/>
-          <w:b/>
-          <w:bCs/>
+          <w:rFonts w:hint="default" w:ascii="Consolas" w:hAnsi="Consolas" w:eastAsia="仿宋" w:cs="Consolas"/>
+          <w:b/>
+          <w:bCs/>
+          <w:color w:val="FF0000"/>
           <w:sz w:val="28"/>
           <w:szCs w:val="28"/>
           <w:lang w:val="en-US" w:eastAsia="zh-CN"/>
         </w:rPr>
-        <w:t>此命令属于危险命令，在执行后飞控会询问是否执行，答复为yes/no。</w:t>
+        <w:t>[注意] 此命令在整个飞行阶段都不应该被执行。</w:t>
       </w:r>
     </w:p>
     <w:p>
@@ -1915,34 +1975,6 @@
           <w:rFonts w:hint="default" w:ascii="Consolas" w:hAnsi="Consolas" w:eastAsia="仿宋" w:cs="Consolas"/>
           <w:b/>
           <w:bCs/>
-          <w:color w:val="FF0000"/>
-          <w:sz w:val="28"/>
-          <w:szCs w:val="28"/>
-          <w:lang w:val="en-US" w:eastAsia="zh-CN"/>
-        </w:rPr>
-      </w:pPr>
-      <w:r>
-        <w:rPr>
-          <w:rFonts w:hint="default" w:ascii="Consolas" w:hAnsi="Consolas" w:eastAsia="仿宋" w:cs="Consolas"/>
-          <w:b/>
-          <w:bCs/>
-          <w:color w:val="FF0000"/>
-          <w:sz w:val="28"/>
-          <w:szCs w:val="28"/>
-          <w:lang w:val="en-US" w:eastAsia="zh-CN"/>
-        </w:rPr>
-        <w:t>[注意] 危险命令，仅能在发射前的STANDBY模式下使用。</w:t>
-      </w:r>
-    </w:p>
-    <w:p>
-      <w:pPr>
-        <w:ind w:firstLine="420" w:firstLineChars="0"/>
-        <w:jc w:val="left"/>
-        <w:rPr>
-          <w:rFonts w:hint="default" w:ascii="Consolas" w:hAnsi="Consolas" w:eastAsia="仿宋" w:cs="Consolas"/>
-          <w:b/>
-          <w:bCs/>
-          <w:color w:val="FF0000"/>
           <w:sz w:val="28"/>
           <w:szCs w:val="28"/>
           <w:lang w:val="en-US" w:eastAsia="zh-CN"/>
@@ -1967,6 +1999,153 @@
     <w:p>
       <w:pPr>
         <w:ind w:firstLine="420" w:firstLineChars="0"/>
+        <w:jc w:val="left"/>
+        <w:rPr>
+          <w:rFonts w:hint="default" w:ascii="Consolas" w:hAnsi="Consolas" w:eastAsia="仿宋" w:cs="Consolas"/>
+          <w:b/>
+          <w:bCs/>
+          <w:sz w:val="28"/>
+          <w:szCs w:val="28"/>
+          <w:lang w:val="en-US" w:eastAsia="zh-CN"/>
+        </w:rPr>
+      </w:pPr>
+      <w:r>
+        <w:rPr>
+          <w:rFonts w:hint="default" w:ascii="Consolas" w:hAnsi="Consolas" w:eastAsia="仿宋" w:cs="Consolas"/>
+          <w:b/>
+          <w:bCs/>
+          <w:sz w:val="28"/>
+          <w:szCs w:val="28"/>
+          <w:u w:val="single"/>
+          <w:lang w:val="en-US" w:eastAsia="zh-CN"/>
+        </w:rPr>
+        <w:t>rocket logger eraseall</w:t>
+      </w:r>
+      <w:r>
+        <w:rPr>
+          <w:rFonts w:hint="default" w:ascii="Consolas" w:hAnsi="Consolas" w:eastAsia="仿宋" w:cs="Consolas"/>
+          <w:b/>
+          <w:bCs/>
+          <w:sz w:val="28"/>
+          <w:szCs w:val="28"/>
+          <w:lang w:val="en-US" w:eastAsia="zh-CN"/>
+        </w:rPr>
+        <w:t>: 擦除全片</w:t>
+      </w:r>
+      <w:r>
+        <w:rPr>
+          <w:rFonts w:hint="default" w:ascii="Consolas" w:hAnsi="Consolas" w:eastAsia="仿宋" w:cs="Consolas"/>
+          <w:b/>
+          <w:bCs/>
+          <w:color w:val="FF0000"/>
+          <w:sz w:val="28"/>
+          <w:szCs w:val="28"/>
+          <w:lang w:val="en-US" w:eastAsia="zh-CN"/>
+        </w:rPr>
+        <w:t xml:space="preserve">[危险命令] </w:t>
+      </w:r>
+    </w:p>
+    <w:p>
+      <w:pPr>
+        <w:ind w:firstLine="420" w:firstLineChars="0"/>
+        <w:jc w:val="left"/>
+        <w:rPr>
+          <w:rFonts w:hint="default" w:ascii="Consolas" w:hAnsi="Consolas" w:eastAsia="仿宋" w:cs="Consolas"/>
+          <w:b/>
+          <w:bCs/>
+          <w:sz w:val="28"/>
+          <w:szCs w:val="28"/>
+          <w:lang w:val="en-US" w:eastAsia="zh-CN"/>
+        </w:rPr>
+      </w:pPr>
+      <w:r>
+        <w:rPr>
+          <w:rFonts w:hint="default" w:ascii="Consolas" w:hAnsi="Consolas" w:eastAsia="仿宋" w:cs="Consolas"/>
+          <w:b/>
+          <w:bCs/>
+          <w:sz w:val="28"/>
+          <w:szCs w:val="28"/>
+          <w:lang w:val="en-US" w:eastAsia="zh-CN"/>
+        </w:rPr>
+        <w:t>仅能在STANDBY状态下使用，使flash进入写入初始化状态，使用后飞控可手动</w:t>
+      </w:r>
+      <w:r>
+        <w:rPr>
+          <w:rFonts w:hint="default" w:ascii="Consolas" w:hAnsi="Consolas" w:eastAsia="仿宋" w:cs="Consolas"/>
+          <w:b/>
+          <w:bCs/>
+          <w:sz w:val="28"/>
+          <w:szCs w:val="28"/>
+          <w:lang w:val="en-US" w:eastAsia="zh-CN"/>
+        </w:rPr>
+        <w:tab/>
+      </w:r>
+      <w:r>
+        <w:rPr>
+          <w:rFonts w:hint="default" w:ascii="Consolas" w:hAnsi="Consolas" w:eastAsia="仿宋" w:cs="Consolas"/>
+          <w:b/>
+          <w:bCs/>
+          <w:sz w:val="28"/>
+          <w:szCs w:val="28"/>
+          <w:lang w:val="en-US" w:eastAsia="zh-CN"/>
+        </w:rPr>
+        <w:t>进入ARMED。</w:t>
+      </w:r>
+    </w:p>
+    <w:p>
+      <w:pPr>
+        <w:ind w:firstLine="420" w:firstLineChars="0"/>
+        <w:jc w:val="left"/>
+        <w:rPr>
+          <w:rFonts w:hint="default" w:ascii="Consolas" w:hAnsi="Consolas" w:eastAsia="仿宋" w:cs="Consolas"/>
+          <w:b/>
+          <w:bCs/>
+          <w:sz w:val="28"/>
+          <w:szCs w:val="28"/>
+          <w:lang w:val="en-US" w:eastAsia="zh-CN"/>
+        </w:rPr>
+      </w:pPr>
+      <w:r>
+        <w:rPr>
+          <w:rFonts w:hint="eastAsia" w:ascii="Consolas" w:hAnsi="Consolas" w:eastAsia="仿宋" w:cs="Consolas"/>
+          <w:b/>
+          <w:bCs/>
+          <w:sz w:val="28"/>
+          <w:szCs w:val="28"/>
+          <w:lang w:val="en-US" w:eastAsia="zh-CN"/>
+        </w:rPr>
+        <w:t>此命令属于危险命令，在执行后飞控会询问是否执行，答复为yes/no。</w:t>
+      </w:r>
+    </w:p>
+    <w:p>
+      <w:pPr>
+        <w:ind w:firstLine="420" w:firstLineChars="0"/>
+        <w:jc w:val="left"/>
+        <w:rPr>
+          <w:rFonts w:hint="default" w:ascii="Consolas" w:hAnsi="Consolas" w:eastAsia="仿宋" w:cs="Consolas"/>
+          <w:b/>
+          <w:bCs/>
+          <w:color w:val="FF0000"/>
+          <w:sz w:val="28"/>
+          <w:szCs w:val="28"/>
+          <w:lang w:val="en-US" w:eastAsia="zh-CN"/>
+        </w:rPr>
+      </w:pPr>
+      <w:r>
+        <w:rPr>
+          <w:rFonts w:hint="default" w:ascii="Consolas" w:hAnsi="Consolas" w:eastAsia="仿宋" w:cs="Consolas"/>
+          <w:b/>
+          <w:bCs/>
+          <w:color w:val="FF0000"/>
+          <w:sz w:val="28"/>
+          <w:szCs w:val="28"/>
+          <w:lang w:val="en-US" w:eastAsia="zh-CN"/>
+        </w:rPr>
+        <w:t>[注意] 危险命令，仅能在发射前的STANDBY模式下使用。</w:t>
+      </w:r>
+    </w:p>
+    <w:p>
+      <w:pPr>
         <w:jc w:val="left"/>
         <w:rPr>
           <w:rFonts w:hint="eastAsia" w:ascii="Consolas" w:hAnsi="Consolas" w:eastAsia="仿宋" w:cs="Consolas"/>
@@ -4054,77 +4233,6 @@
     </w:tbl>
     <w:p>
       <w:pPr>
-        <w:ind w:firstLine="420" w:firstLineChars="0"/>
-        <w:jc w:val="both"/>
-        <w:rPr>
-          <w:rFonts w:hint="eastAsia" w:ascii="仿宋" w:hAnsi="仿宋" w:eastAsia="仿宋" w:cs="仿宋"/>
-          <w:b/>
-          <w:bCs/>
-          <w:sz w:val="44"/>
-          <w:szCs w:val="44"/>
-          <w:lang w:val="en-US" w:eastAsia="zh-CN"/>
-        </w:rPr>
-      </w:pPr>
-    </w:p>
-    <w:p>
-      <w:pPr>
-        <w:ind w:firstLine="420" w:firstLineChars="0"/>
-        <w:jc w:val="left"/>
-        <w:rPr>
-          <w:rFonts w:hint="eastAsia" w:ascii="Consolas" w:hAnsi="Consolas" w:eastAsia="仿宋" w:cs="Consolas"/>
-          <w:b/>
-          <w:bCs/>
-          <w:sz w:val="22"/>
-          <w:szCs w:val="22"/>
-          <w:lang w:val="en-US" w:eastAsia="zh-CN"/>
-        </w:rPr>
-      </w:pPr>
-    </w:p>
-    <w:p>
-      <w:pPr>
-        <w:ind w:firstLine="420" w:firstLineChars="0"/>
-        <w:jc w:val="left"/>
-        <w:rPr>
-          <w:rFonts w:hint="eastAsia" w:ascii="Consolas" w:hAnsi="Consolas" w:eastAsia="仿宋" w:cs="Consolas"/>
-          <w:b/>
-          <w:bCs/>
-          <w:sz w:val="22"/>
-          <w:szCs w:val="22"/>
-          <w:lang w:val="en-US" w:eastAsia="zh-CN"/>
-        </w:rPr>
-      </w:pPr>
-    </w:p>
-    <w:p>
-      <w:pPr>
-        <w:ind w:firstLine="420" w:firstLineChars="0"/>
-        <w:jc w:val="left"/>
-        <w:rPr>
-          <w:rFonts w:hint="eastAsia" w:ascii="Consolas" w:hAnsi="Consolas" w:eastAsia="仿宋" w:cs="Consolas"/>
-          <w:b/>
-          <w:bCs/>
-          <w:sz w:val="22"/>
-          <w:szCs w:val="22"/>
-          <w:lang w:val="en-US" w:eastAsia="zh-CN"/>
-        </w:rPr>
-      </w:pPr>
-    </w:p>
-    <w:p>
-      <w:pPr>
-        <w:ind w:firstLine="420" w:firstLineChars="0"/>
-        <w:jc w:val="left"/>
-        <w:rPr>
-          <w:rFonts w:hint="eastAsia" w:ascii="Consolas" w:hAnsi="Consolas" w:eastAsia="仿宋" w:cs="Consolas"/>
-          <w:b/>
-          <w:bCs/>
-          <w:sz w:val="22"/>
-          <w:szCs w:val="22"/>
-          <w:lang w:val="en-US" w:eastAsia="zh-CN"/>
-        </w:rPr>
-      </w:pPr>
-    </w:p>
-    <w:p>
-      <w:pPr>
-        <w:ind w:firstLine="420" w:firstLineChars="0"/>
         <w:jc w:val="left"/>
         <w:rPr>
           <w:rFonts w:hint="eastAsia" w:ascii="Consolas" w:hAnsi="Consolas" w:eastAsia="仿宋" w:cs="Consolas"/>
@@ -7776,21 +7884,6 @@
     </w:tbl>
     <w:p>
       <w:pPr>
-        <w:ind w:firstLine="420" w:firstLineChars="0"/>
-        <w:jc w:val="both"/>
-        <w:rPr>
-          <w:rFonts w:hint="eastAsia" w:ascii="Consolas" w:hAnsi="Consolas" w:eastAsia="仿宋" w:cs="Consolas"/>
-          <w:b/>
-          <w:bCs/>
-          <w:sz w:val="22"/>
-          <w:szCs w:val="22"/>
-          <w:vertAlign w:val="baseline"/>
-          <w:lang w:val="en-US" w:eastAsia="zh-CN"/>
-        </w:rPr>
-      </w:pPr>
-    </w:p>
-    <w:p>
-      <w:pPr>
         <w:jc w:val="both"/>
         <w:rPr>
           <w:rFonts w:hint="eastAsia" w:ascii="仿宋" w:hAnsi="仿宋" w:eastAsia="仿宋" w:cs="仿宋"/>
@@ -8307,12 +8400,6 @@
             <w:insideH w:val="single" w:color="auto" w:sz="4" w:space="0"/>
             <w:insideV w:val="single" w:color="auto" w:sz="4" w:space="0"/>
           </w:tblBorders>
-          <w:tblCellMar>
-            <w:top w:w="0" w:type="dxa"/>
-            <w:left w:w="108" w:type="dxa"/>
-            <w:bottom w:w="0" w:type="dxa"/>
-            <w:right w:w="108" w:type="dxa"/>
-          </w:tblCellMar>
         </w:tblPrEx>
         <w:trPr>
           <w:trHeight w:val="318" w:hRule="atLeast"/>
@@ -12062,11 +12149,11 @@
         <w:ind w:firstLine="420" w:firstLineChars="0"/>
         <w:jc w:val="left"/>
         <w:rPr>
-          <w:rFonts w:hint="eastAsia" w:ascii="Consolas" w:hAnsi="Consolas" w:eastAsia="仿宋" w:cs="Consolas"/>
-          <w:b/>
-          <w:bCs/>
-          <w:sz w:val="44"/>
-          <w:szCs w:val="44"/>
+          <w:rFonts w:hint="default" w:ascii="Consolas" w:hAnsi="Consolas" w:eastAsia="仿宋" w:cs="Consolas"/>
+          <w:b/>
+          <w:bCs/>
+          <w:sz w:val="36"/>
+          <w:szCs w:val="36"/>
           <w:lang w:val="en-US" w:eastAsia="zh-CN"/>
         </w:rPr>
       </w:pPr>
@@ -12087,35 +12174,6 @@
     </w:p>
     <w:p>
       <w:pPr>
-        <w:ind w:firstLine="420" w:firstLineChars="0"/>
-        <w:jc w:val="left"/>
-        <w:rPr>
-          <w:rFonts w:hint="eastAsia" w:ascii="Consolas" w:hAnsi="Consolas" w:eastAsia="仿宋" w:cs="Consolas"/>
-          <w:b/>
-          <w:bCs/>
-          <w:sz w:val="44"/>
-          <w:szCs w:val="44"/>
-          <w:lang w:val="en-US" w:eastAsia="zh-CN"/>
-        </w:rPr>
-      </w:pPr>
-    </w:p>
-    <w:p>
-      <w:pPr>
-        <w:ind w:firstLine="420" w:firstLineChars="0"/>
-        <w:jc w:val="left"/>
-        <w:rPr>
-          <w:rFonts w:hint="eastAsia" w:ascii="Consolas" w:hAnsi="Consolas" w:eastAsia="仿宋" w:cs="Consolas"/>
-          <w:b/>
-          <w:bCs/>
-          <w:sz w:val="44"/>
-          <w:szCs w:val="44"/>
-          <w:lang w:val="en-US" w:eastAsia="zh-CN"/>
-        </w:rPr>
-      </w:pPr>
-    </w:p>
-    <w:p>
-      <w:pPr>
-        <w:ind w:firstLine="420" w:firstLineChars="0"/>
         <w:jc w:val="left"/>
         <w:rPr>
           <w:rFonts w:hint="eastAsia" w:ascii="Consolas" w:hAnsi="Consolas" w:eastAsia="仿宋" w:cs="Consolas"/>
@@ -14597,7 +14655,11 @@
           <w:lang w:val="en-US" w:eastAsia="zh-CN"/>
         </w:rPr>
       </w:pPr>
-      <w:r>
+    </w:p>
+    <w:p>
+      <w:pPr>
+        <w:ind w:firstLine="420" w:firstLineChars="0"/>
+        <w:jc w:val="left"/>
         <w:rPr>
           <w:rFonts w:hint="eastAsia" w:ascii="Consolas" w:hAnsi="Consolas" w:eastAsia="仿宋" w:cs="Consolas"/>
           <w:b/>
@@ -14606,19 +14668,21 @@
           <w:szCs w:val="44"/>
           <w:lang w:val="en-US" w:eastAsia="zh-CN"/>
         </w:rPr>
-        <w:t>7</w:t>
-      </w:r>
-      <w:r>
-        <w:rPr>
-          <w:rFonts w:hint="default" w:ascii="Consolas" w:hAnsi="Consolas" w:eastAsia="仿宋" w:cs="Consolas"/>
+      </w:pPr>
+    </w:p>
+    <w:p>
+      <w:pPr>
+        <w:ind w:firstLine="420" w:firstLineChars="0"/>
+        <w:jc w:val="left"/>
+        <w:rPr>
+          <w:rFonts w:hint="eastAsia" w:ascii="Consolas" w:hAnsi="Consolas" w:eastAsia="仿宋" w:cs="Consolas"/>
           <w:b/>
           <w:bCs/>
           <w:sz w:val="44"/>
           <w:szCs w:val="44"/>
           <w:lang w:val="en-US" w:eastAsia="zh-CN"/>
         </w:rPr>
-        <w:t xml:space="preserve">.0 </w:t>
-      </w:r>
+      </w:pPr>
       <w:r>
         <w:rPr>
           <w:rFonts w:hint="eastAsia" w:ascii="Consolas" w:hAnsi="Consolas" w:eastAsia="仿宋" w:cs="Consolas"/>
@@ -14628,10 +14692,30 @@
           <w:szCs w:val="44"/>
           <w:lang w:val="en-US" w:eastAsia="zh-CN"/>
         </w:rPr>
+        <w:t>7</w:t>
+      </w:r>
+      <w:r>
+        <w:rPr>
+          <w:rFonts w:hint="default" w:ascii="Consolas" w:hAnsi="Consolas" w:eastAsia="仿宋" w:cs="Consolas"/>
+          <w:b/>
+          <w:bCs/>
+          <w:sz w:val="44"/>
+          <w:szCs w:val="44"/>
+          <w:lang w:val="en-US" w:eastAsia="zh-CN"/>
+        </w:rPr>
+        <w:t xml:space="preserve">.0 </w:t>
+      </w:r>
+      <w:r>
+        <w:rPr>
+          <w:rFonts w:hint="eastAsia" w:ascii="Consolas" w:hAnsi="Consolas" w:eastAsia="仿宋" w:cs="Consolas"/>
+          <w:b/>
+          <w:bCs/>
+          <w:sz w:val="44"/>
+          <w:szCs w:val="44"/>
+          <w:lang w:val="en-US" w:eastAsia="zh-CN"/>
+        </w:rPr>
         <w:t>飞行日志读取</w:t>
       </w:r>
-      <w:bookmarkStart w:id="0" w:name="_GoBack"/>
-      <w:bookmarkEnd w:id="0"/>
     </w:p>
     <w:p>
       <w:pPr>
